--- a/downloads/teacher/05 Materials/Unit 03/Handouts/Handout 03.09 - Digital Footprint Check and Stress Plan.docx
+++ b/downloads/teacher/05 Materials/Unit 03/Handouts/Handout 03.09 - Digital Footprint Check and Stress Plan.docx
@@ -46,17 +46,6 @@
         <w:t xml:space="preserve">Word bank in other languages</w:t>
       </w:r>
       <w:bookmarkEnd w:id="21"/>
-    </w:p>
-    <w:p>
-      <w:pPr>
-        <w:pStyle w:val="FirstParagraph"/>
-      </w:pPr>
-      <w:r>
-        <w:rPr>
-          <w:rStyle w:val="TeacherNote"/>
-        </w:rPr>
-        <w:t xml:space="preserve">[Check with a native speaker before printing.]</w:t>
-      </w:r>
     </w:p>
     <w:tbl>
       <w:tblPr>
@@ -1837,15 +1826,6 @@
       </w:r>
       <w:r>
         <w:t xml:space="preserve">log off when the chat is making your body signals go off, it is after your sleep window, an argument has gone three messages with no one calmer, or someone is being hurt. Tell an adult when anyone asks to meet or for photos, a screenshot of someone is going around, anyone talks about hurting themselves or others, or you are scared. Who: the counselor, the technology coordinator, any teacher, the office, an adult at home.</w:t>
-      </w:r>
-      <w:r>
-        <w:t xml:space="preserve"> </w:t>
-      </w:r>
-      <w:r>
-        <w:rPr>
-          <w:rStyle w:val="TeacherNote"/>
-        </w:rPr>
-        <w:t xml:space="preserve">[Sal: names and rooms.]</w:t>
       </w:r>
     </w:p>
     <w:p>
